--- a/docs/GLV_Dashboard_and_Business_Overview_Guide.docx
+++ b/docs/GLV_Dashboard_and_Business_Overview_Guide.docx
@@ -96,7 +96,7 @@
     </w:p>
     <w:p>
       <w:r>
-        <w:t>Account cost means product cost price plus transport cost. Included accounts exclude cancelled, closed, and archived accounts unless a figure explicitly says otherwise. The salary due month is the previous calendar month, while current month payroll uses salaries effective in the current month.</w:t>
+        <w:t>Account cost means product cost price plus transport cost. Included accounts exclude cancelled and closed accounts unless a figure explicitly says otherwise. Archived accounts are included: an archived plan is a completed plan that was delivered and filed away two days later, so it is a finished sale. Earlier versions left archived plans out, which made expected profit fall and net profit so far rise by the product cost each time a plan archived. The salary due month is the previous calendar month, while current month payroll uses salaries effective in the current month.</w:t>
       </w:r>
     </w:p>
     <w:p>
@@ -807,6 +807,137 @@
                 <w:b/>
                 <w:sz w:val="16"/>
               </w:rPr>
+              <w:t>Paid, Awaiting Delivery</w:t>
+            </w:r>
+          </w:p>
+        </w:tc>
+        <w:tc>
+          <w:tcPr>
+            <w:tcW w:type="dxa" w:w="3384"/>
+            <w:vAlign w:val="center"/>
+            <w:tcBorders>
+              <w:top w:val="single" w:sz="4" w:color="D9D9D9"/>
+              <w:left w:val="single" w:sz="4" w:color="D9D9D9"/>
+              <w:bottom w:val="single" w:sz="4" w:color="D9D9D9"/>
+              <w:right w:val="single" w:sz="4" w:color="D9D9D9"/>
+              <w:insideH w:val="single" w:sz="4" w:color="D9D9D9"/>
+              <w:insideV w:val="single" w:sz="4" w:color="D9D9D9"/>
+            </w:tcBorders>
+            <w:tcMar>
+              <w:top w:w="100" w:type="dxa"/>
+              <w:start w:w="120" w:type="dxa"/>
+              <w:bottom w:w="100" w:type="dxa"/>
+              <w:end w:w="120" w:type="dxa"/>
+            </w:tcMar>
+          </w:tcPr>
+          <w:p>
+            <w:pPr>
+              <w:spacing w:after="0"/>
+            </w:pPr>
+            <w:r>
+              <w:rPr>
+                <w:b w:val="0"/>
+                <w:sz w:val="16"/>
+              </w:rPr>
+              <w:t>Plans fully paid whose product has not been handed over.</w:t>
+            </w:r>
+          </w:p>
+        </w:tc>
+        <w:tc>
+          <w:tcPr>
+            <w:tcW w:type="dxa" w:w="3240"/>
+            <w:vAlign w:val="center"/>
+            <w:tcBorders>
+              <w:top w:val="single" w:sz="4" w:color="D9D9D9"/>
+              <w:left w:val="single" w:sz="4" w:color="D9D9D9"/>
+              <w:bottom w:val="single" w:sz="4" w:color="D9D9D9"/>
+              <w:right w:val="single" w:sz="4" w:color="D9D9D9"/>
+              <w:insideH w:val="single" w:sz="4" w:color="D9D9D9"/>
+              <w:insideV w:val="single" w:sz="4" w:color="D9D9D9"/>
+            </w:tcBorders>
+            <w:tcMar>
+              <w:top w:w="100" w:type="dxa"/>
+              <w:start w:w="120" w:type="dxa"/>
+              <w:bottom w:w="100" w:type="dxa"/>
+              <w:end w:w="120" w:type="dxa"/>
+            </w:tcMar>
+          </w:tcPr>
+          <w:p>
+            <w:pPr>
+              <w:spacing w:after="0"/>
+            </w:pPr>
+            <w:r>
+              <w:rPr>
+                <w:b w:val="0"/>
+                <w:sz w:val="16"/>
+              </w:rPr>
+              <w:t>Accounts with Completed or Archived status, zero balance and delivery Pending. Opens the Awaiting delivery list.</w:t>
+            </w:r>
+          </w:p>
+        </w:tc>
+        <w:tc>
+          <w:tcPr>
+            <w:tcW w:type="dxa" w:w="1656"/>
+            <w:vAlign w:val="center"/>
+            <w:tcBorders>
+              <w:top w:val="single" w:sz="4" w:color="D9D9D9"/>
+              <w:left w:val="single" w:sz="4" w:color="D9D9D9"/>
+              <w:bottom w:val="single" w:sz="4" w:color="D9D9D9"/>
+              <w:right w:val="single" w:sz="4" w:color="D9D9D9"/>
+              <w:insideH w:val="single" w:sz="4" w:color="D9D9D9"/>
+              <w:insideV w:val="single" w:sz="4" w:color="D9D9D9"/>
+            </w:tcBorders>
+            <w:tcMar>
+              <w:top w:w="100" w:type="dxa"/>
+              <w:start w:w="120" w:type="dxa"/>
+              <w:bottom w:w="100" w:type="dxa"/>
+              <w:end w:w="120" w:type="dxa"/>
+            </w:tcMar>
+          </w:tcPr>
+          <w:p>
+            <w:pPr>
+              <w:spacing w:after="0"/>
+            </w:pPr>
+            <w:r>
+              <w:rPr>
+                <w:b w:val="0"/>
+                <w:sz w:val="16"/>
+              </w:rPr>
+              <w:t>Delivery workload; should trend to zero.</w:t>
+            </w:r>
+          </w:p>
+        </w:tc>
+      </w:tr>
+      <w:tr>
+        <w:tc>
+          <w:tcPr>
+            <w:tcW w:type="dxa" w:w="1944"/>
+            <w:shd w:fill="F4F7FB"/>
+            <w:vAlign w:val="center"/>
+            <w:tcBorders>
+              <w:top w:val="single" w:sz="4" w:color="D9D9D9"/>
+              <w:left w:val="single" w:sz="4" w:color="D9D9D9"/>
+              <w:bottom w:val="single" w:sz="4" w:color="D9D9D9"/>
+              <w:right w:val="single" w:sz="4" w:color="D9D9D9"/>
+              <w:insideH w:val="single" w:sz="4" w:color="D9D9D9"/>
+              <w:insideV w:val="single" w:sz="4" w:color="D9D9D9"/>
+            </w:tcBorders>
+            <w:tcMar>
+              <w:top w:w="100" w:type="dxa"/>
+              <w:start w:w="120" w:type="dxa"/>
+              <w:bottom w:w="100" w:type="dxa"/>
+              <w:end w:w="120" w:type="dxa"/>
+            </w:tcMar>
+          </w:tcPr>
+          <w:p>
+            <w:pPr>
+              <w:spacing w:after="0"/>
+            </w:pPr>
+            <w:r>
+              <w:rPr>
+                <w:b/>
+                <w:sz w:val="16"/>
+              </w:rPr>
               <w:t>Overdue Accounts</w:t>
             </w:r>
           </w:p>
@@ -814,6 +945,7 @@
         <w:tc>
           <w:tcPr>
             <w:tcW w:type="dxa" w:w="3384"/>
+            <w:shd w:fill="F4F7FB"/>
             <w:vAlign w:val="center"/>
             <w:tcBorders>
               <w:top w:val="single" w:sz="4" w:color="D9D9D9"/>
@@ -846,6 +978,7 @@
         <w:tc>
           <w:tcPr>
             <w:tcW w:type="dxa" w:w="3240"/>
+            <w:shd w:fill="F4F7FB"/>
             <w:vAlign w:val="center"/>
             <w:tcBorders>
               <w:top w:val="single" w:sz="4" w:color="D9D9D9"/>
@@ -878,6 +1011,7 @@
         <w:tc>
           <w:tcPr>
             <w:tcW w:type="dxa" w:w="1656"/>
+            <w:shd w:fill="F4F7FB"/>
             <w:vAlign w:val="center"/>
             <w:tcBorders>
               <w:top w:val="single" w:sz="4" w:color="D9D9D9"/>
@@ -912,7 +1046,6 @@
         <w:tc>
           <w:tcPr>
             <w:tcW w:type="dxa" w:w="1944"/>
-            <w:shd w:fill="F4F7FB"/>
             <w:vAlign w:val="center"/>
             <w:tcBorders>
               <w:top w:val="single" w:sz="4" w:color="D9D9D9"/>
@@ -945,7 +1078,6 @@
         <w:tc>
           <w:tcPr>
             <w:tcW w:type="dxa" w:w="3384"/>
-            <w:shd w:fill="F4F7FB"/>
             <w:vAlign w:val="center"/>
             <w:tcBorders>
               <w:top w:val="single" w:sz="4" w:color="D9D9D9"/>
@@ -978,7 +1110,6 @@
         <w:tc>
           <w:tcPr>
             <w:tcW w:type="dxa" w:w="3240"/>
-            <w:shd w:fill="F4F7FB"/>
             <w:vAlign w:val="center"/>
             <w:tcBorders>
               <w:top w:val="single" w:sz="4" w:color="D9D9D9"/>
@@ -1011,7 +1142,6 @@
         <w:tc>
           <w:tcPr>
             <w:tcW w:type="dxa" w:w="1656"/>
-            <w:shd w:fill="F4F7FB"/>
             <w:vAlign w:val="center"/>
             <w:tcBorders>
               <w:top w:val="single" w:sz="4" w:color="D9D9D9"/>
@@ -1046,6 +1176,7 @@
         <w:tc>
           <w:tcPr>
             <w:tcW w:type="dxa" w:w="1944"/>
+            <w:shd w:fill="F4F7FB"/>
             <w:vAlign w:val="center"/>
             <w:tcBorders>
               <w:top w:val="single" w:sz="4" w:color="D9D9D9"/>
@@ -1078,6 +1209,7 @@
         <w:tc>
           <w:tcPr>
             <w:tcW w:type="dxa" w:w="3384"/>
+            <w:shd w:fill="F4F7FB"/>
             <w:vAlign w:val="center"/>
             <w:tcBorders>
               <w:top w:val="single" w:sz="4" w:color="D9D9D9"/>
@@ -1110,6 +1242,7 @@
         <w:tc>
           <w:tcPr>
             <w:tcW w:type="dxa" w:w="3240"/>
+            <w:shd w:fill="F4F7FB"/>
             <w:vAlign w:val="center"/>
             <w:tcBorders>
               <w:top w:val="single" w:sz="4" w:color="D9D9D9"/>
@@ -1142,6 +1275,7 @@
         <w:tc>
           <w:tcPr>
             <w:tcW w:type="dxa" w:w="1656"/>
+            <w:shd w:fill="F4F7FB"/>
             <w:vAlign w:val="center"/>
             <w:tcBorders>
               <w:top w:val="single" w:sz="4" w:color="D9D9D9"/>
@@ -1176,7 +1310,6 @@
         <w:tc>
           <w:tcPr>
             <w:tcW w:type="dxa" w:w="1944"/>
-            <w:shd w:fill="F4F7FB"/>
             <w:vAlign w:val="center"/>
             <w:tcBorders>
               <w:top w:val="single" w:sz="4" w:color="D9D9D9"/>
@@ -1209,7 +1342,6 @@
         <w:tc>
           <w:tcPr>
             <w:tcW w:type="dxa" w:w="3384"/>
-            <w:shd w:fill="F4F7FB"/>
             <w:vAlign w:val="center"/>
             <w:tcBorders>
               <w:top w:val="single" w:sz="4" w:color="D9D9D9"/>
@@ -1242,7 +1374,6 @@
         <w:tc>
           <w:tcPr>
             <w:tcW w:type="dxa" w:w="3240"/>
-            <w:shd w:fill="F4F7FB"/>
             <w:vAlign w:val="center"/>
             <w:tcBorders>
               <w:top w:val="single" w:sz="4" w:color="D9D9D9"/>
@@ -1275,7 +1406,6 @@
         <w:tc>
           <w:tcPr>
             <w:tcW w:type="dxa" w:w="1656"/>
-            <w:shd w:fill="F4F7FB"/>
             <w:vAlign w:val="center"/>
             <w:tcBorders>
               <w:top w:val="single" w:sz="4" w:color="D9D9D9"/>
@@ -1310,6 +1440,7 @@
         <w:tc>
           <w:tcPr>
             <w:tcW w:type="dxa" w:w="1944"/>
+            <w:shd w:fill="F4F7FB"/>
             <w:vAlign w:val="center"/>
             <w:tcBorders>
               <w:top w:val="single" w:sz="4" w:color="D9D9D9"/>
@@ -1342,6 +1473,7 @@
         <w:tc>
           <w:tcPr>
             <w:tcW w:type="dxa" w:w="3384"/>
+            <w:shd w:fill="F4F7FB"/>
             <w:vAlign w:val="center"/>
             <w:tcBorders>
               <w:top w:val="single" w:sz="4" w:color="D9D9D9"/>
@@ -1374,6 +1506,7 @@
         <w:tc>
           <w:tcPr>
             <w:tcW w:type="dxa" w:w="3240"/>
+            <w:shd w:fill="F4F7FB"/>
             <w:vAlign w:val="center"/>
             <w:tcBorders>
               <w:top w:val="single" w:sz="4" w:color="D9D9D9"/>
@@ -1399,13 +1532,14 @@
                 <w:b w:val="0"/>
                 <w:sz w:val="16"/>
               </w:rPr>
-              <w:t>Sum of target amount minus product and transport cost for each included account.</w:t>
+              <w:t>Sum of target amount minus product and transport cost for each included account, archived plans included.</w:t>
             </w:r>
           </w:p>
         </w:tc>
         <w:tc>
           <w:tcPr>
             <w:tcW w:type="dxa" w:w="1656"/>
+            <w:shd w:fill="F4F7FB"/>
             <w:vAlign w:val="center"/>
             <w:tcBorders>
               <w:top w:val="single" w:sz="4" w:color="D9D9D9"/>
@@ -1686,7 +1820,7 @@
                 <w:b w:val="0"/>
                 <w:sz w:val="16"/>
               </w:rPr>
-              <w:t>Product cost plus transport cost for accounts not Cancelled, Closed, or Archived.</w:t>
+              <w:t>Product cost plus transport cost for accounts not Cancelled or Closed, archived plans included.</w:t>
             </w:r>
           </w:p>
         </w:tc>
@@ -4395,6 +4529,136 @@
           </w:p>
         </w:tc>
       </w:tr>
+      <w:tr>
+        <w:tc>
+          <w:tcPr>
+            <w:tcW w:type="dxa" w:w="1944"/>
+            <w:vAlign w:val="center"/>
+            <w:tcBorders>
+              <w:top w:val="single" w:sz="4" w:color="D9D9D9"/>
+              <w:left w:val="single" w:sz="4" w:color="D9D9D9"/>
+              <w:bottom w:val="single" w:sz="4" w:color="D9D9D9"/>
+              <w:right w:val="single" w:sz="4" w:color="D9D9D9"/>
+              <w:insideH w:val="single" w:sz="4" w:color="D9D9D9"/>
+              <w:insideV w:val="single" w:sz="4" w:color="D9D9D9"/>
+            </w:tcBorders>
+            <w:tcMar>
+              <w:top w:w="100" w:type="dxa"/>
+              <w:start w:w="120" w:type="dxa"/>
+              <w:bottom w:w="100" w:type="dxa"/>
+              <w:end w:w="120" w:type="dxa"/>
+            </w:tcMar>
+          </w:tcPr>
+          <w:p>
+            <w:pPr>
+              <w:spacing w:after="0"/>
+            </w:pPr>
+            <w:r>
+              <w:rPr>
+                <w:b/>
+                <w:sz w:val="16"/>
+              </w:rPr>
+              <w:t>Awaiting Delivery</w:t>
+            </w:r>
+          </w:p>
+        </w:tc>
+        <w:tc>
+          <w:tcPr>
+            <w:tcW w:type="dxa" w:w="3384"/>
+            <w:vAlign w:val="center"/>
+            <w:tcBorders>
+              <w:top w:val="single" w:sz="4" w:color="D9D9D9"/>
+              <w:left w:val="single" w:sz="4" w:color="D9D9D9"/>
+              <w:bottom w:val="single" w:sz="4" w:color="D9D9D9"/>
+              <w:right w:val="single" w:sz="4" w:color="D9D9D9"/>
+              <w:insideH w:val="single" w:sz="4" w:color="D9D9D9"/>
+              <w:insideV w:val="single" w:sz="4" w:color="D9D9D9"/>
+            </w:tcBorders>
+            <w:tcMar>
+              <w:top w:w="100" w:type="dxa"/>
+              <w:start w:w="120" w:type="dxa"/>
+              <w:bottom w:w="100" w:type="dxa"/>
+              <w:end w:w="120" w:type="dxa"/>
+            </w:tcMar>
+          </w:tcPr>
+          <w:p>
+            <w:pPr>
+              <w:spacing w:after="0"/>
+            </w:pPr>
+            <w:r>
+              <w:rPr>
+                <w:b w:val="0"/>
+                <w:sz w:val="16"/>
+              </w:rPr>
+              <w:t>Assigned plans paid off but not yet handed over.</w:t>
+            </w:r>
+          </w:p>
+        </w:tc>
+        <w:tc>
+          <w:tcPr>
+            <w:tcW w:type="dxa" w:w="3240"/>
+            <w:vAlign w:val="center"/>
+            <w:tcBorders>
+              <w:top w:val="single" w:sz="4" w:color="D9D9D9"/>
+              <w:left w:val="single" w:sz="4" w:color="D9D9D9"/>
+              <w:bottom w:val="single" w:sz="4" w:color="D9D9D9"/>
+              <w:right w:val="single" w:sz="4" w:color="D9D9D9"/>
+              <w:insideH w:val="single" w:sz="4" w:color="D9D9D9"/>
+              <w:insideV w:val="single" w:sz="4" w:color="D9D9D9"/>
+            </w:tcBorders>
+            <w:tcMar>
+              <w:top w:w="100" w:type="dxa"/>
+              <w:start w:w="120" w:type="dxa"/>
+              <w:bottom w:w="100" w:type="dxa"/>
+              <w:end w:w="120" w:type="dxa"/>
+            </w:tcMar>
+          </w:tcPr>
+          <w:p>
+            <w:pPr>
+              <w:spacing w:after="0"/>
+            </w:pPr>
+            <w:r>
+              <w:rPr>
+                <w:b w:val="0"/>
+                <w:sz w:val="16"/>
+              </w:rPr>
+              <w:t>Assigned accounts with Completed or Archived status, zero balance and delivery Pending.</w:t>
+            </w:r>
+          </w:p>
+        </w:tc>
+        <w:tc>
+          <w:tcPr>
+            <w:tcW w:type="dxa" w:w="1656"/>
+            <w:vAlign w:val="center"/>
+            <w:tcBorders>
+              <w:top w:val="single" w:sz="4" w:color="D9D9D9"/>
+              <w:left w:val="single" w:sz="4" w:color="D9D9D9"/>
+              <w:bottom w:val="single" w:sz="4" w:color="D9D9D9"/>
+              <w:right w:val="single" w:sz="4" w:color="D9D9D9"/>
+              <w:insideH w:val="single" w:sz="4" w:color="D9D9D9"/>
+              <w:insideV w:val="single" w:sz="4" w:color="D9D9D9"/>
+            </w:tcBorders>
+            <w:tcMar>
+              <w:top w:w="100" w:type="dxa"/>
+              <w:start w:w="120" w:type="dxa"/>
+              <w:bottom w:w="100" w:type="dxa"/>
+              <w:end w:w="120" w:type="dxa"/>
+            </w:tcMar>
+          </w:tcPr>
+          <w:p>
+            <w:pPr>
+              <w:spacing w:after="0"/>
+            </w:pPr>
+            <w:r>
+              <w:rPr>
+                <w:b w:val="0"/>
+                <w:sz w:val="16"/>
+              </w:rPr>
+              <w:t>Products to hand over; opens the list.</w:t>
+            </w:r>
+          </w:p>
+        </w:tc>
+      </w:tr>
     </w:tbl>
     <w:p>
       <w:pPr>
@@ -5234,7 +5498,7 @@
                 <w:b w:val="0"/>
                 <w:sz w:val="16"/>
               </w:rPr>
-              <w:t>Balances excluding Cancelled, Closed, and Archived accounts.</w:t>
+              <w:t>Balances excluding Cancelled and Closed accounts. Archived plans owe nothing, so they add zero.</w:t>
             </w:r>
           </w:p>
         </w:tc>
@@ -5434,6 +5698,137 @@
                 <w:b/>
                 <w:sz w:val="16"/>
               </w:rPr>
+              <w:t>Owed on Delivered Goods</w:t>
+            </w:r>
+          </w:p>
+        </w:tc>
+        <w:tc>
+          <w:tcPr>
+            <w:tcW w:type="dxa" w:w="3384"/>
+            <w:vAlign w:val="center"/>
+            <w:tcBorders>
+              <w:top w:val="single" w:sz="4" w:color="D9D9D9"/>
+              <w:left w:val="single" w:sz="4" w:color="D9D9D9"/>
+              <w:bottom w:val="single" w:sz="4" w:color="D9D9D9"/>
+              <w:right w:val="single" w:sz="4" w:color="D9D9D9"/>
+              <w:insideH w:val="single" w:sz="4" w:color="D9D9D9"/>
+              <w:insideV w:val="single" w:sz="4" w:color="D9D9D9"/>
+            </w:tcBorders>
+            <w:tcMar>
+              <w:top w:w="100" w:type="dxa"/>
+              <w:start w:w="120" w:type="dxa"/>
+              <w:bottom w:w="100" w:type="dxa"/>
+              <w:end w:w="120" w:type="dxa"/>
+            </w:tcMar>
+          </w:tcPr>
+          <w:p>
+            <w:pPr>
+              <w:spacing w:after="0"/>
+            </w:pPr>
+            <w:r>
+              <w:rPr>
+                <w:b w:val="0"/>
+                <w:sz w:val="16"/>
+              </w:rPr>
+              <w:t>Balance still owed on products released before full payment.</w:t>
+            </w:r>
+          </w:p>
+        </w:tc>
+        <w:tc>
+          <w:tcPr>
+            <w:tcW w:type="dxa" w:w="3240"/>
+            <w:vAlign w:val="center"/>
+            <w:tcBorders>
+              <w:top w:val="single" w:sz="4" w:color="D9D9D9"/>
+              <w:left w:val="single" w:sz="4" w:color="D9D9D9"/>
+              <w:bottom w:val="single" w:sz="4" w:color="D9D9D9"/>
+              <w:right w:val="single" w:sz="4" w:color="D9D9D9"/>
+              <w:insideH w:val="single" w:sz="4" w:color="D9D9D9"/>
+              <w:insideV w:val="single" w:sz="4" w:color="D9D9D9"/>
+            </w:tcBorders>
+            <w:tcMar>
+              <w:top w:w="100" w:type="dxa"/>
+              <w:start w:w="120" w:type="dxa"/>
+              <w:bottom w:w="100" w:type="dxa"/>
+              <w:end w:w="120" w:type="dxa"/>
+            </w:tcMar>
+          </w:tcPr>
+          <w:p>
+            <w:pPr>
+              <w:spacing w:after="0"/>
+            </w:pPr>
+            <w:r>
+              <w:rPr>
+                <w:b w:val="0"/>
+                <w:sz w:val="16"/>
+              </w:rPr>
+              <w:t>Balances on delivered-with-balance accounts that still owe money.</w:t>
+            </w:r>
+          </w:p>
+        </w:tc>
+        <w:tc>
+          <w:tcPr>
+            <w:tcW w:type="dxa" w:w="1656"/>
+            <w:vAlign w:val="center"/>
+            <w:tcBorders>
+              <w:top w:val="single" w:sz="4" w:color="D9D9D9"/>
+              <w:left w:val="single" w:sz="4" w:color="D9D9D9"/>
+              <w:bottom w:val="single" w:sz="4" w:color="D9D9D9"/>
+              <w:right w:val="single" w:sz="4" w:color="D9D9D9"/>
+              <w:insideH w:val="single" w:sz="4" w:color="D9D9D9"/>
+              <w:insideV w:val="single" w:sz="4" w:color="D9D9D9"/>
+            </w:tcBorders>
+            <w:tcMar>
+              <w:top w:w="100" w:type="dxa"/>
+              <w:start w:w="120" w:type="dxa"/>
+              <w:bottom w:w="100" w:type="dxa"/>
+              <w:end w:w="120" w:type="dxa"/>
+            </w:tcMar>
+          </w:tcPr>
+          <w:p>
+            <w:pPr>
+              <w:spacing w:after="0"/>
+            </w:pPr>
+            <w:r>
+              <w:rPr>
+                <w:b w:val="0"/>
+                <w:sz w:val="16"/>
+              </w:rPr>
+              <w:t>Credit extended; watch it fall to zero.</w:t>
+            </w:r>
+          </w:p>
+        </w:tc>
+      </w:tr>
+      <w:tr>
+        <w:tc>
+          <w:tcPr>
+            <w:tcW w:type="dxa" w:w="1944"/>
+            <w:shd w:fill="F4F7FB"/>
+            <w:vAlign w:val="center"/>
+            <w:tcBorders>
+              <w:top w:val="single" w:sz="4" w:color="D9D9D9"/>
+              <w:left w:val="single" w:sz="4" w:color="D9D9D9"/>
+              <w:bottom w:val="single" w:sz="4" w:color="D9D9D9"/>
+              <w:right w:val="single" w:sz="4" w:color="D9D9D9"/>
+              <w:insideH w:val="single" w:sz="4" w:color="D9D9D9"/>
+              <w:insideV w:val="single" w:sz="4" w:color="D9D9D9"/>
+            </w:tcBorders>
+            <w:tcMar>
+              <w:top w:w="100" w:type="dxa"/>
+              <w:start w:w="120" w:type="dxa"/>
+              <w:bottom w:w="100" w:type="dxa"/>
+              <w:end w:w="120" w:type="dxa"/>
+            </w:tcMar>
+          </w:tcPr>
+          <w:p>
+            <w:pPr>
+              <w:spacing w:after="0"/>
+            </w:pPr>
+            <w:r>
+              <w:rPr>
+                <w:b/>
+                <w:sz w:val="16"/>
+              </w:rPr>
               <w:t>Product Cost Exposure</w:t>
             </w:r>
           </w:p>
@@ -5441,6 +5836,7 @@
         <w:tc>
           <w:tcPr>
             <w:tcW w:type="dxa" w:w="3384"/>
+            <w:shd w:fill="F4F7FB"/>
             <w:vAlign w:val="center"/>
             <w:tcBorders>
               <w:top w:val="single" w:sz="4" w:color="D9D9D9"/>
@@ -5473,6 +5869,7 @@
         <w:tc>
           <w:tcPr>
             <w:tcW w:type="dxa" w:w="3240"/>
+            <w:shd w:fill="F4F7FB"/>
             <w:vAlign w:val="center"/>
             <w:tcBorders>
               <w:top w:val="single" w:sz="4" w:color="D9D9D9"/>
@@ -5498,13 +5895,14 @@
                 <w:b w:val="0"/>
                 <w:sz w:val="16"/>
               </w:rPr>
-              <w:t>Product cost plus transport cost, excluding Cancelled, Closed, and Archived accounts.</w:t>
+              <w:t>Product cost plus transport cost, excluding Cancelled and Closed accounts, archived plans included.</w:t>
             </w:r>
           </w:p>
         </w:tc>
         <w:tc>
           <w:tcPr>
             <w:tcW w:type="dxa" w:w="1656"/>
+            <w:shd w:fill="F4F7FB"/>
             <w:vAlign w:val="center"/>
             <w:tcBorders>
               <w:top w:val="single" w:sz="4" w:color="D9D9D9"/>
@@ -5539,7 +5937,6 @@
         <w:tc>
           <w:tcPr>
             <w:tcW w:type="dxa" w:w="1944"/>
-            <w:shd w:fill="F4F7FB"/>
             <w:vAlign w:val="center"/>
             <w:tcBorders>
               <w:top w:val="single" w:sz="4" w:color="D9D9D9"/>
@@ -5572,7 +5969,6 @@
         <w:tc>
           <w:tcPr>
             <w:tcW w:type="dxa" w:w="3384"/>
-            <w:shd w:fill="F4F7FB"/>
             <w:vAlign w:val="center"/>
             <w:tcBorders>
               <w:top w:val="single" w:sz="4" w:color="D9D9D9"/>
@@ -5605,7 +6001,6 @@
         <w:tc>
           <w:tcPr>
             <w:tcW w:type="dxa" w:w="3240"/>
-            <w:shd w:fill="F4F7FB"/>
             <w:vAlign w:val="center"/>
             <w:tcBorders>
               <w:top w:val="single" w:sz="4" w:color="D9D9D9"/>
@@ -5638,7 +6033,6 @@
         <w:tc>
           <w:tcPr>
             <w:tcW w:type="dxa" w:w="1656"/>
-            <w:shd w:fill="F4F7FB"/>
             <w:vAlign w:val="center"/>
             <w:tcBorders>
               <w:top w:val="single" w:sz="4" w:color="D9D9D9"/>
@@ -5673,6 +6067,7 @@
         <w:tc>
           <w:tcPr>
             <w:tcW w:type="dxa" w:w="1944"/>
+            <w:shd w:fill="F4F7FB"/>
             <w:vAlign w:val="center"/>
             <w:tcBorders>
               <w:top w:val="single" w:sz="4" w:color="D9D9D9"/>
@@ -5705,6 +6100,7 @@
         <w:tc>
           <w:tcPr>
             <w:tcW w:type="dxa" w:w="3384"/>
+            <w:shd w:fill="F4F7FB"/>
             <w:vAlign w:val="center"/>
             <w:tcBorders>
               <w:top w:val="single" w:sz="4" w:color="D9D9D9"/>
@@ -5737,6 +6133,7 @@
         <w:tc>
           <w:tcPr>
             <w:tcW w:type="dxa" w:w="3240"/>
+            <w:shd w:fill="F4F7FB"/>
             <w:vAlign w:val="center"/>
             <w:tcBorders>
               <w:top w:val="single" w:sz="4" w:color="D9D9D9"/>
@@ -5769,6 +6166,7 @@
         <w:tc>
           <w:tcPr>
             <w:tcW w:type="dxa" w:w="1656"/>
+            <w:shd w:fill="F4F7FB"/>
             <w:vAlign w:val="center"/>
             <w:tcBorders>
               <w:top w:val="single" w:sz="4" w:color="D9D9D9"/>
@@ -5803,7 +6201,6 @@
         <w:tc>
           <w:tcPr>
             <w:tcW w:type="dxa" w:w="1944"/>
-            <w:shd w:fill="F4F7FB"/>
             <w:vAlign w:val="center"/>
             <w:tcBorders>
               <w:top w:val="single" w:sz="4" w:color="D9D9D9"/>
@@ -5836,7 +6233,6 @@
         <w:tc>
           <w:tcPr>
             <w:tcW w:type="dxa" w:w="3384"/>
-            <w:shd w:fill="F4F7FB"/>
             <w:vAlign w:val="center"/>
             <w:tcBorders>
               <w:top w:val="single" w:sz="4" w:color="D9D9D9"/>
@@ -5869,7 +6265,6 @@
         <w:tc>
           <w:tcPr>
             <w:tcW w:type="dxa" w:w="3240"/>
-            <w:shd w:fill="F4F7FB"/>
             <w:vAlign w:val="center"/>
             <w:tcBorders>
               <w:top w:val="single" w:sz="4" w:color="D9D9D9"/>
@@ -5902,7 +6297,6 @@
         <w:tc>
           <w:tcPr>
             <w:tcW w:type="dxa" w:w="1656"/>
-            <w:shd w:fill="F4F7FB"/>
             <w:vAlign w:val="center"/>
             <w:tcBorders>
               <w:top w:val="single" w:sz="4" w:color="D9D9D9"/>
@@ -5937,6 +6331,7 @@
         <w:tc>
           <w:tcPr>
             <w:tcW w:type="dxa" w:w="1944"/>
+            <w:shd w:fill="F4F7FB"/>
             <w:vAlign w:val="center"/>
             <w:tcBorders>
               <w:top w:val="single" w:sz="4" w:color="D9D9D9"/>
@@ -5969,6 +6364,7 @@
         <w:tc>
           <w:tcPr>
             <w:tcW w:type="dxa" w:w="3384"/>
+            <w:shd w:fill="F4F7FB"/>
             <w:vAlign w:val="center"/>
             <w:tcBorders>
               <w:top w:val="single" w:sz="4" w:color="D9D9D9"/>
@@ -6001,6 +6397,7 @@
         <w:tc>
           <w:tcPr>
             <w:tcW w:type="dxa" w:w="3240"/>
+            <w:shd w:fill="F4F7FB"/>
             <w:vAlign w:val="center"/>
             <w:tcBorders>
               <w:top w:val="single" w:sz="4" w:color="D9D9D9"/>
@@ -6033,6 +6430,7 @@
         <w:tc>
           <w:tcPr>
             <w:tcW w:type="dxa" w:w="1656"/>
+            <w:shd w:fill="F4F7FB"/>
             <w:vAlign w:val="center"/>
             <w:tcBorders>
               <w:top w:val="single" w:sz="4" w:color="D9D9D9"/>
@@ -6067,7 +6465,6 @@
         <w:tc>
           <w:tcPr>
             <w:tcW w:type="dxa" w:w="1944"/>
-            <w:shd w:fill="F4F7FB"/>
             <w:vAlign w:val="center"/>
             <w:tcBorders>
               <w:top w:val="single" w:sz="4" w:color="D9D9D9"/>
@@ -6100,7 +6497,6 @@
         <w:tc>
           <w:tcPr>
             <w:tcW w:type="dxa" w:w="3384"/>
-            <w:shd w:fill="F4F7FB"/>
             <w:vAlign w:val="center"/>
             <w:tcBorders>
               <w:top w:val="single" w:sz="4" w:color="D9D9D9"/>
@@ -6133,7 +6529,6 @@
         <w:tc>
           <w:tcPr>
             <w:tcW w:type="dxa" w:w="3240"/>
-            <w:shd w:fill="F4F7FB"/>
             <w:vAlign w:val="center"/>
             <w:tcBorders>
               <w:top w:val="single" w:sz="4" w:color="D9D9D9"/>
@@ -6166,7 +6561,6 @@
         <w:tc>
           <w:tcPr>
             <w:tcW w:type="dxa" w:w="1656"/>
-            <w:shd w:fill="F4F7FB"/>
             <w:vAlign w:val="center"/>
             <w:tcBorders>
               <w:top w:val="single" w:sz="4" w:color="D9D9D9"/>
@@ -6201,6 +6595,7 @@
         <w:tc>
           <w:tcPr>
             <w:tcW w:type="dxa" w:w="1944"/>
+            <w:shd w:fill="F4F7FB"/>
             <w:vAlign w:val="center"/>
             <w:tcBorders>
               <w:top w:val="single" w:sz="4" w:color="D9D9D9"/>
@@ -6233,6 +6628,7 @@
         <w:tc>
           <w:tcPr>
             <w:tcW w:type="dxa" w:w="3384"/>
+            <w:shd w:fill="F4F7FB"/>
             <w:vAlign w:val="center"/>
             <w:tcBorders>
               <w:top w:val="single" w:sz="4" w:color="D9D9D9"/>
@@ -6265,6 +6661,7 @@
         <w:tc>
           <w:tcPr>
             <w:tcW w:type="dxa" w:w="3240"/>
+            <w:shd w:fill="F4F7FB"/>
             <w:vAlign w:val="center"/>
             <w:tcBorders>
               <w:top w:val="single" w:sz="4" w:color="D9D9D9"/>
@@ -6297,6 +6694,7 @@
         <w:tc>
           <w:tcPr>
             <w:tcW w:type="dxa" w:w="1656"/>
+            <w:shd w:fill="F4F7FB"/>
             <w:vAlign w:val="center"/>
             <w:tcBorders>
               <w:top w:val="single" w:sz="4" w:color="D9D9D9"/>
@@ -6331,7 +6729,6 @@
         <w:tc>
           <w:tcPr>
             <w:tcW w:type="dxa" w:w="1944"/>
-            <w:shd w:fill="F4F7FB"/>
             <w:vAlign w:val="center"/>
             <w:tcBorders>
               <w:top w:val="single" w:sz="4" w:color="D9D9D9"/>
@@ -6364,7 +6761,6 @@
         <w:tc>
           <w:tcPr>
             <w:tcW w:type="dxa" w:w="3384"/>
-            <w:shd w:fill="F4F7FB"/>
             <w:vAlign w:val="center"/>
             <w:tcBorders>
               <w:top w:val="single" w:sz="4" w:color="D9D9D9"/>
@@ -6397,7 +6793,6 @@
         <w:tc>
           <w:tcPr>
             <w:tcW w:type="dxa" w:w="3240"/>
-            <w:shd w:fill="F4F7FB"/>
             <w:vAlign w:val="center"/>
             <w:tcBorders>
               <w:top w:val="single" w:sz="4" w:color="D9D9D9"/>
@@ -6430,7 +6825,6 @@
         <w:tc>
           <w:tcPr>
             <w:tcW w:type="dxa" w:w="1656"/>
-            <w:shd w:fill="F4F7FB"/>
             <w:vAlign w:val="center"/>
             <w:tcBorders>
               <w:top w:val="single" w:sz="4" w:color="D9D9D9"/>
@@ -6489,7 +6883,7 @@
         <w:pStyle w:val="ListBullet"/>
       </w:pPr>
       <w:r>
-        <w:t>Changing account lifecycle or delivery status changes counts and may include or exclude its balance and cost.</w:t>
+        <w:t>Changing account lifecycle or delivery status changes counts and may include or exclude its balance and cost. Archiving a delivered plan does not change any money figure.</w:t>
       </w:r>
     </w:p>
     <w:p>

--- a/docs/GLV_Dashboard_and_Business_Overview_Guide.docx
+++ b/docs/GLV_Dashboard_and_Business_Overview_Guide.docx
@@ -97,6 +97,11 @@
     <w:p>
       <w:r>
         <w:t>Account cost means product cost price plus transport cost. Included accounts exclude cancelled and closed accounts unless a figure explicitly says otherwise. Archived accounts are included: an archived plan is a completed plan that was delivered and filed away two days later, so it is a finished sale. Earlier versions left archived plans out, which made expected profit fall and net profit so far rise by the product cost each time a plan archived. The salary due month is the previous calendar month, while current month payroll uses salaries effective in the current month.</w:t>
+      </w:r>
+    </w:p>
+    <w:p>
+      <w:r>
+        <w:t>Week-over-week arrows on Active Accounts, Completed and Delivered, Paid Awaiting Delivery and Overdue Accounts come from a daily status snapshot that GLV files each morning. Account status keeps no history of its own, so until a snapshot from a week earlier exists these cards show no arrow rather than an invented one. For Overdue and Awaiting Delivery a fall is good news, so a falling arrow is green and a rising one red.</w:t>
       </w:r>
     </w:p>
     <w:p>
@@ -607,7 +612,7 @@
                 <w:b w:val="0"/>
                 <w:sz w:val="16"/>
               </w:rPr>
-              <w:t>Count of accounts whose effective lifecycle status is Active.</w:t>
+              <w:t>Count of accounts whose effective lifecycle status is Active. The arrow compares with the daily status snapshot from a week earlier.</w:t>
             </w:r>
           </w:p>
         </w:tc>
@@ -740,7 +745,7 @@
                 <w:b w:val="0"/>
                 <w:sz w:val="16"/>
               </w:rPr>
-              <w:t>Delivered accounts with Completed or Archived status.</w:t>
+              <w:t>Delivered accounts with Completed or Archived status. The arrow compares with a week earlier.</w:t>
             </w:r>
           </w:p>
         </w:tc>
@@ -871,7 +876,7 @@
                 <w:b w:val="0"/>
                 <w:sz w:val="16"/>
               </w:rPr>
-              <w:t>Accounts with Completed or Archived status, zero balance and delivery Pending. Opens the Awaiting delivery list.</w:t>
+              <w:t>Accounts with Completed or Archived status, zero balance and delivery Pending. The bracket counts those waiting longer than the Delivery Time After Completion target since their last payment. Opens the Awaiting delivery list.</w:t>
             </w:r>
           </w:p>
         </w:tc>
@@ -903,7 +908,7 @@
                 <w:b w:val="0"/>
                 <w:sz w:val="16"/>
               </w:rPr>
-              <w:t>Delivery workload; should trend to zero.</w:t>
+              <w:t>Delivery workload; should trend to zero. A rising arrow is shown red.</w:t>
             </w:r>
           </w:p>
         </w:tc>
@@ -1004,7 +1009,7 @@
                 <w:b w:val="0"/>
                 <w:sz w:val="16"/>
               </w:rPr>
-              <w:t>Count of accounts whose effective status is Overdue.</w:t>
+              <w:t>Count of accounts whose effective status is Overdue. The arrow compares with a week earlier; a rise is shown red.</w:t>
             </w:r>
           </w:p>
         </w:tc>
@@ -4622,7 +4627,7 @@
                 <w:b w:val="0"/>
                 <w:sz w:val="16"/>
               </w:rPr>
-              <w:t>Assigned accounts with Completed or Archived status, zero balance and delivery Pending.</w:t>
+              <w:t>Assigned accounts with Completed or Archived status, zero balance and delivery Pending; the line below counts those past the delivery target.</w:t>
             </w:r>
           </w:p>
         </w:tc>

--- a/docs/GLV_Dashboard_and_Business_Overview_Guide.docx
+++ b/docs/GLV_Dashboard_and_Business_Overview_Guide.docx
@@ -1335,6 +1335,137 @@
                 <w:b/>
                 <w:sz w:val="16"/>
               </w:rPr>
+              <w:t>Amount Deposited This Week</w:t>
+            </w:r>
+          </w:p>
+        </w:tc>
+        <w:tc>
+          <w:tcPr>
+            <w:tcW w:type="dxa" w:w="3384"/>
+            <w:vAlign w:val="center"/>
+            <w:tcBorders>
+              <w:top w:val="single" w:sz="4" w:color="D9D9D9"/>
+              <w:left w:val="single" w:sz="4" w:color="D9D9D9"/>
+              <w:bottom w:val="single" w:sz="4" w:color="D9D9D9"/>
+              <w:right w:val="single" w:sz="4" w:color="D9D9D9"/>
+              <w:insideH w:val="single" w:sz="4" w:color="D9D9D9"/>
+              <w:insideV w:val="single" w:sz="4" w:color="D9D9D9"/>
+            </w:tcBorders>
+            <w:tcMar>
+              <w:top w:w="100" w:type="dxa"/>
+              <w:start w:w="120" w:type="dxa"/>
+              <w:bottom w:w="100" w:type="dxa"/>
+              <w:end w:w="120" w:type="dxa"/>
+            </w:tcMar>
+          </w:tcPr>
+          <w:p>
+            <w:pPr>
+              <w:spacing w:after="0"/>
+            </w:pPr>
+            <w:r>
+              <w:rPr>
+                <w:b w:val="0"/>
+                <w:sz w:val="16"/>
+              </w:rPr>
+              <w:t>Staff deposits entered for the current week.</w:t>
+            </w:r>
+          </w:p>
+        </w:tc>
+        <w:tc>
+          <w:tcPr>
+            <w:tcW w:type="dxa" w:w="3240"/>
+            <w:vAlign w:val="center"/>
+            <w:tcBorders>
+              <w:top w:val="single" w:sz="4" w:color="D9D9D9"/>
+              <w:left w:val="single" w:sz="4" w:color="D9D9D9"/>
+              <w:bottom w:val="single" w:sz="4" w:color="D9D9D9"/>
+              <w:right w:val="single" w:sz="4" w:color="D9D9D9"/>
+              <w:insideH w:val="single" w:sz="4" w:color="D9D9D9"/>
+              <w:insideV w:val="single" w:sz="4" w:color="D9D9D9"/>
+            </w:tcBorders>
+            <w:tcMar>
+              <w:top w:w="100" w:type="dxa"/>
+              <w:start w:w="120" w:type="dxa"/>
+              <w:bottom w:w="100" w:type="dxa"/>
+              <w:end w:w="120" w:type="dxa"/>
+            </w:tcMar>
+          </w:tcPr>
+          <w:p>
+            <w:pPr>
+              <w:spacing w:after="0"/>
+            </w:pPr>
+            <w:r>
+              <w:rPr>
+                <w:b w:val="0"/>
+                <w:sz w:val="16"/>
+              </w:rPr>
+              <w:t>Sum of Staff Deposit amounts by deposit date for Monday through Sunday.</w:t>
+            </w:r>
+          </w:p>
+        </w:tc>
+        <w:tc>
+          <w:tcPr>
+            <w:tcW w:type="dxa" w:w="1656"/>
+            <w:vAlign w:val="center"/>
+            <w:tcBorders>
+              <w:top w:val="single" w:sz="4" w:color="D9D9D9"/>
+              <w:left w:val="single" w:sz="4" w:color="D9D9D9"/>
+              <w:bottom w:val="single" w:sz="4" w:color="D9D9D9"/>
+              <w:right w:val="single" w:sz="4" w:color="D9D9D9"/>
+              <w:insideH w:val="single" w:sz="4" w:color="D9D9D9"/>
+              <w:insideV w:val="single" w:sz="4" w:color="D9D9D9"/>
+            </w:tcBorders>
+            <w:tcMar>
+              <w:top w:w="100" w:type="dxa"/>
+              <w:start w:w="120" w:type="dxa"/>
+              <w:bottom w:w="100" w:type="dxa"/>
+              <w:end w:w="120" w:type="dxa"/>
+            </w:tcMar>
+          </w:tcPr>
+          <w:p>
+            <w:pPr>
+              <w:spacing w:after="0"/>
+            </w:pPr>
+            <w:r>
+              <w:rPr>
+                <w:b w:val="0"/>
+                <w:sz w:val="16"/>
+              </w:rPr>
+              <w:t>Banked cash timing can differ from customer payment timing; this is not new revenue.</w:t>
+            </w:r>
+          </w:p>
+        </w:tc>
+      </w:tr>
+      <w:tr>
+        <w:tc>
+          <w:tcPr>
+            <w:tcW w:type="dxa" w:w="1944"/>
+            <w:shd w:fill="F4F7FB"/>
+            <w:vAlign w:val="center"/>
+            <w:tcBorders>
+              <w:top w:val="single" w:sz="4" w:color="D9D9D9"/>
+              <w:left w:val="single" w:sz="4" w:color="D9D9D9"/>
+              <w:bottom w:val="single" w:sz="4" w:color="D9D9D9"/>
+              <w:right w:val="single" w:sz="4" w:color="D9D9D9"/>
+              <w:insideH w:val="single" w:sz="4" w:color="D9D9D9"/>
+              <w:insideV w:val="single" w:sz="4" w:color="D9D9D9"/>
+            </w:tcBorders>
+            <w:tcMar>
+              <w:top w:w="100" w:type="dxa"/>
+              <w:start w:w="120" w:type="dxa"/>
+              <w:bottom w:w="100" w:type="dxa"/>
+              <w:end w:w="120" w:type="dxa"/>
+            </w:tcMar>
+          </w:tcPr>
+          <w:p>
+            <w:pPr>
+              <w:spacing w:after="0"/>
+            </w:pPr>
+            <w:r>
+              <w:rPr>
+                <w:b/>
+                <w:sz w:val="16"/>
+              </w:rPr>
               <w:t>Expected Receivables</w:t>
             </w:r>
           </w:p>
@@ -1342,6 +1473,7 @@
         <w:tc>
           <w:tcPr>
             <w:tcW w:type="dxa" w:w="3384"/>
+            <w:shd w:fill="F4F7FB"/>
             <w:vAlign w:val="center"/>
             <w:tcBorders>
               <w:top w:val="single" w:sz="4" w:color="D9D9D9"/>
@@ -1374,6 +1506,7 @@
         <w:tc>
           <w:tcPr>
             <w:tcW w:type="dxa" w:w="3240"/>
+            <w:shd w:fill="F4F7FB"/>
             <w:vAlign w:val="center"/>
             <w:tcBorders>
               <w:top w:val="single" w:sz="4" w:color="D9D9D9"/>
@@ -1406,6 +1539,7 @@
         <w:tc>
           <w:tcPr>
             <w:tcW w:type="dxa" w:w="1656"/>
+            <w:shd w:fill="F4F7FB"/>
             <w:vAlign w:val="center"/>
             <w:tcBorders>
               <w:top w:val="single" w:sz="4" w:color="D9D9D9"/>
@@ -1440,7 +1574,6 @@
         <w:tc>
           <w:tcPr>
             <w:tcW w:type="dxa" w:w="1944"/>
-            <w:shd w:fill="F4F7FB"/>
             <w:vAlign w:val="center"/>
             <w:tcBorders>
               <w:top w:val="single" w:sz="4" w:color="D9D9D9"/>
@@ -1473,7 +1606,6 @@
         <w:tc>
           <w:tcPr>
             <w:tcW w:type="dxa" w:w="3384"/>
-            <w:shd w:fill="F4F7FB"/>
             <w:vAlign w:val="center"/>
             <w:tcBorders>
               <w:top w:val="single" w:sz="4" w:color="D9D9D9"/>
@@ -1506,7 +1638,6 @@
         <w:tc>
           <w:tcPr>
             <w:tcW w:type="dxa" w:w="3240"/>
-            <w:shd w:fill="F4F7FB"/>
             <w:vAlign w:val="center"/>
             <w:tcBorders>
               <w:top w:val="single" w:sz="4" w:color="D9D9D9"/>
@@ -1539,7 +1670,6 @@
         <w:tc>
           <w:tcPr>
             <w:tcW w:type="dxa" w:w="1656"/>
-            <w:shd w:fill="F4F7FB"/>
             <w:vAlign w:val="center"/>
             <w:tcBorders>
               <w:top w:val="single" w:sz="4" w:color="D9D9D9"/>
@@ -4558,6 +4688,137 @@
                 <w:b/>
                 <w:sz w:val="16"/>
               </w:rPr>
+              <w:t>My Deposits This Week</w:t>
+            </w:r>
+          </w:p>
+        </w:tc>
+        <w:tc>
+          <w:tcPr>
+            <w:tcW w:type="dxa" w:w="3384"/>
+            <w:vAlign w:val="center"/>
+            <w:tcBorders>
+              <w:top w:val="single" w:sz="4" w:color="D9D9D9"/>
+              <w:left w:val="single" w:sz="4" w:color="D9D9D9"/>
+              <w:bottom w:val="single" w:sz="4" w:color="D9D9D9"/>
+              <w:right w:val="single" w:sz="4" w:color="D9D9D9"/>
+              <w:insideH w:val="single" w:sz="4" w:color="D9D9D9"/>
+              <w:insideV w:val="single" w:sz="4" w:color="D9D9D9"/>
+            </w:tcBorders>
+            <w:tcMar>
+              <w:top w:w="100" w:type="dxa"/>
+              <w:start w:w="120" w:type="dxa"/>
+              <w:bottom w:w="100" w:type="dxa"/>
+              <w:end w:w="120" w:type="dxa"/>
+            </w:tcMar>
+          </w:tcPr>
+          <w:p>
+            <w:pPr>
+              <w:spacing w:after="0"/>
+            </w:pPr>
+            <w:r>
+              <w:rPr>
+                <w:b w:val="0"/>
+                <w:sz w:val="16"/>
+              </w:rPr>
+              <w:t>Staff deposits recorded for the signed-in staff member.</w:t>
+            </w:r>
+          </w:p>
+        </w:tc>
+        <w:tc>
+          <w:tcPr>
+            <w:tcW w:type="dxa" w:w="3240"/>
+            <w:vAlign w:val="center"/>
+            <w:tcBorders>
+              <w:top w:val="single" w:sz="4" w:color="D9D9D9"/>
+              <w:left w:val="single" w:sz="4" w:color="D9D9D9"/>
+              <w:bottom w:val="single" w:sz="4" w:color="D9D9D9"/>
+              <w:right w:val="single" w:sz="4" w:color="D9D9D9"/>
+              <w:insideH w:val="single" w:sz="4" w:color="D9D9D9"/>
+              <w:insideV w:val="single" w:sz="4" w:color="D9D9D9"/>
+            </w:tcBorders>
+            <w:tcMar>
+              <w:top w:w="100" w:type="dxa"/>
+              <w:start w:w="120" w:type="dxa"/>
+              <w:bottom w:w="100" w:type="dxa"/>
+              <w:end w:w="120" w:type="dxa"/>
+            </w:tcMar>
+          </w:tcPr>
+          <w:p>
+            <w:pPr>
+              <w:spacing w:after="0"/>
+            </w:pPr>
+            <w:r>
+              <w:rPr>
+                <w:b w:val="0"/>
+                <w:sz w:val="16"/>
+              </w:rPr>
+              <w:t>Sum of that staff member's Staff Deposit amounts by deposit date in the current week.</w:t>
+            </w:r>
+          </w:p>
+        </w:tc>
+        <w:tc>
+          <w:tcPr>
+            <w:tcW w:type="dxa" w:w="1656"/>
+            <w:vAlign w:val="center"/>
+            <w:tcBorders>
+              <w:top w:val="single" w:sz="4" w:color="D9D9D9"/>
+              <w:left w:val="single" w:sz="4" w:color="D9D9D9"/>
+              <w:bottom w:val="single" w:sz="4" w:color="D9D9D9"/>
+              <w:right w:val="single" w:sz="4" w:color="D9D9D9"/>
+              <w:insideH w:val="single" w:sz="4" w:color="D9D9D9"/>
+              <w:insideV w:val="single" w:sz="4" w:color="D9D9D9"/>
+            </w:tcBorders>
+            <w:tcMar>
+              <w:top w:w="100" w:type="dxa"/>
+              <w:start w:w="120" w:type="dxa"/>
+              <w:bottom w:w="100" w:type="dxa"/>
+              <w:end w:w="120" w:type="dxa"/>
+            </w:tcMar>
+          </w:tcPr>
+          <w:p>
+            <w:pPr>
+              <w:spacing w:after="0"/>
+            </w:pPr>
+            <w:r>
+              <w:rPr>
+                <w:b w:val="0"/>
+                <w:sz w:val="16"/>
+              </w:rPr>
+              <w:t>Deposits are not customer collections; timing may differ.</w:t>
+            </w:r>
+          </w:p>
+        </w:tc>
+      </w:tr>
+      <w:tr>
+        <w:tc>
+          <w:tcPr>
+            <w:tcW w:type="dxa" w:w="1944"/>
+            <w:shd w:fill="F4F7FB"/>
+            <w:vAlign w:val="center"/>
+            <w:tcBorders>
+              <w:top w:val="single" w:sz="4" w:color="D9D9D9"/>
+              <w:left w:val="single" w:sz="4" w:color="D9D9D9"/>
+              <w:bottom w:val="single" w:sz="4" w:color="D9D9D9"/>
+              <w:right w:val="single" w:sz="4" w:color="D9D9D9"/>
+              <w:insideH w:val="single" w:sz="4" w:color="D9D9D9"/>
+              <w:insideV w:val="single" w:sz="4" w:color="D9D9D9"/>
+            </w:tcBorders>
+            <w:tcMar>
+              <w:top w:w="100" w:type="dxa"/>
+              <w:start w:w="120" w:type="dxa"/>
+              <w:bottom w:w="100" w:type="dxa"/>
+              <w:end w:w="120" w:type="dxa"/>
+            </w:tcMar>
+          </w:tcPr>
+          <w:p>
+            <w:pPr>
+              <w:spacing w:after="0"/>
+            </w:pPr>
+            <w:r>
+              <w:rPr>
+                <w:b/>
+                <w:sz w:val="16"/>
+              </w:rPr>
               <w:t>Awaiting Delivery</w:t>
             </w:r>
           </w:p>
@@ -4565,6 +4826,7 @@
         <w:tc>
           <w:tcPr>
             <w:tcW w:type="dxa" w:w="3384"/>
+            <w:shd w:fill="F4F7FB"/>
             <w:vAlign w:val="center"/>
             <w:tcBorders>
               <w:top w:val="single" w:sz="4" w:color="D9D9D9"/>
@@ -4597,6 +4859,7 @@
         <w:tc>
           <w:tcPr>
             <w:tcW w:type="dxa" w:w="3240"/>
+            <w:shd w:fill="F4F7FB"/>
             <w:vAlign w:val="center"/>
             <w:tcBorders>
               <w:top w:val="single" w:sz="4" w:color="D9D9D9"/>
@@ -4629,6 +4892,7 @@
         <w:tc>
           <w:tcPr>
             <w:tcW w:type="dxa" w:w="1656"/>
+            <w:shd w:fill="F4F7FB"/>
             <w:vAlign w:val="center"/>
             <w:tcBorders>
               <w:top w:val="single" w:sz="4" w:color="D9D9D9"/>
@@ -4733,6 +4997,20 @@
     <w:p>
       <w:r>
         <w:br w:type="page"/>
+      </w:r>
+    </w:p>
+    <w:p>
+      <w:pPr>
+        <w:pStyle w:val="Heading1"/>
+        <w:keepNext/>
+      </w:pPr>
+      <w:r>
+        <w:t>Trend and breakdown charts</w:t>
+      </w:r>
+    </w:p>
+    <w:p>
+      <w:r>
+        <w:t>Dashboard, Reports, Activity, and Business Management charts use curved trend lines for values over time, with a color key and accessible hover/focus details. Donut charts show category shares with a value and percentage key. Ranked dot plots compare staff and product values along a shared numeric scale. Collections and deposits are separate series because deposit dates may differ from customer payment dates. The Business Management cash movement chart compares recorded payments, salary payments, and operating expenses by calendar month; it is a cash movement view, not an accounting profit statement. Expense category shares use recorded expense dates in the current month.</w:t>
       </w:r>
     </w:p>
     <w:tbl>

--- a/docs/GLV_Dashboard_and_Business_Overview_Guide.docx
+++ b/docs/GLV_Dashboard_and_Business_Overview_Guide.docx
@@ -92,6 +92,11 @@
     <w:p>
       <w:r>
         <w:t>Use counts to monitor workload and account health. Use collection and receivable figures to understand customer cash flow. Use product cost, procurement, payroll, and profit figures together; no single card represents cash in the bank or final accounting profit. Currency figures use the system’s configured currency, normally Ghana cedis.</w:t>
+      </w:r>
+    </w:p>
+    <w:p>
+      <w:r>
+        <w:t>Administrator dashboard KPI cards use the compact summary style; use the trend charts below them for period comparisons. Staff dashboards retain their own scoped KPI indicators where dated history supports a comparison.</w:t>
       </w:r>
     </w:p>
     <w:p>

--- a/docs/GLV_Dashboard_and_Business_Overview_Guide.docx
+++ b/docs/GLV_Dashboard_and_Business_Overview_Guide.docx
@@ -96,7 +96,7 @@
     </w:p>
     <w:p>
       <w:r>
-        <w:t>Administrator dashboard KPI cards use the compact summary style; use the trend charts below them for period comparisons. Staff dashboards retain their own scoped KPI indicators where dated history supports a comparison.</w:t>
+        <w:t>Administrator KPI cards with a valid prior-period comparison use animated semicircular gauges; other summary figures stay compact. Use the curved trend charts below for longer period comparisons. Staff dashboards retain scoped gauges where dated history supports a comparison.</w:t>
       </w:r>
     </w:p>
     <w:p>
